--- a/Dilip_Kumar_Resume.docx
+++ b/Dilip_Kumar_Resume.docx
@@ -58,7 +58,7 @@
             <w:szCs w:val="20"/>
             <w:u w:val="single"/>
           </w:rPr>
-          <w:t xml:space="preserve">extraordinary.insaan@gmail.com</w:t>
+          <w:t xml:space="preserve">sroy.dilip@gmail.com</w:t>
         </w:r>
       </w:hyperlink>
       <w:r>
